--- a/guj/docx/64.content.docx
+++ b/guj/docx/64.content.docx
@@ -836,6 +836,69 @@
         <w:rPr>
           <w:lang w:val="gu_IN" w:bidi="gu_IN"/>
         </w:rPr>
+        <w:t>Book3JN 1:2 (#2)</w:t>
+      </w:r>
+      <w:r>
+        <w:rPr>
+          <w:lang w:val="gu_IN" w:bidi="gu_IN"/>
+        </w:rPr>
+      </w:r>
+    </w:p>
+    <w:p>
+      <w:pPr/>
+      <w:r>
+        <w:rPr>
+          <w:lang w:val="gu_IN" w:bidi="gu_IN"/>
+        </w:rPr>
+      </w:r>
+      <w:r>
+        <w:rPr>
+          <w:b/>
+          <w:lang w:val="gu_IN" w:bidi="gu_IN"/>
+        </w:rPr>
+        <w:t>"વૃદ્ધિદાયક &amp; જેમ તારો આત્મા &amp; તેમ"</w:t>
+      </w:r>
+    </w:p>
+    <w:p>
+      <w:pPr/>
+      <w:r>
+        <w:rPr>
+          <w:lang w:val="gu_IN" w:bidi="gu_IN"/>
+        </w:rPr>
+      </w:r>
+      <w:r>
+        <w:rPr>
+          <w:lang w:val="gu_IN" w:bidi="gu_IN"/>
+        </w:rPr>
+        <w:t>“આત્મિક રીતે જેમ તું સારું કરી રહ્યો છે તેમ"</w:t>
+      </w:r>
+      <w:r>
+        <w:rPr>
+          <w:lang w:val="gu_IN" w:bidi="gu_IN"/>
+        </w:rPr>
+      </w:r>
+      <w:r>
+        <w:rPr>
+          <w:lang w:val="gu_IN" w:bidi="gu_IN"/>
+        </w:rPr>
+      </w:r>
+    </w:p>
+    <w:p>
+      <w:pPr/>
+      <w:r>
+        <w:rPr>
+          <w:lang w:val="gu_IN" w:bidi="gu_IN"/>
+        </w:rPr>
+      </w:r>
+    </w:p>
+    <w:p>
+      <w:pPr>
+        <w:pStyle w:val="Heading2"/>
+      </w:pPr>
+      <w:r>
+        <w:rPr>
+          <w:lang w:val="gu_IN" w:bidi="gu_IN"/>
+        </w:rPr>
         <w:t>Book3JN 1:2 (#1)</w:t>
       </w:r>
       <w:r>
@@ -1248,6 +1311,271 @@
         <w:rPr>
           <w:lang w:val="gu_IN" w:bidi="gu_IN"/>
         </w:rPr>
+        <w:t>Book3JN 1:5 (#2)</w:t>
+      </w:r>
+      <w:r>
+        <w:rPr>
+          <w:lang w:val="gu_IN" w:bidi="gu_IN"/>
+        </w:rPr>
+      </w:r>
+    </w:p>
+    <w:p>
+      <w:pPr/>
+      <w:r>
+        <w:rPr>
+          <w:lang w:val="gu_IN" w:bidi="gu_IN"/>
+        </w:rPr>
+      </w:r>
+      <w:r>
+        <w:rPr>
+          <w:b/>
+          <w:lang w:val="gu_IN" w:bidi="gu_IN"/>
+        </w:rPr>
+        <w:t>"પ્રિય"</w:t>
+      </w:r>
+    </w:p>
+    <w:p>
+      <w:pPr/>
+      <w:r>
+        <w:rPr>
+          <w:lang w:val="gu_IN" w:bidi="gu_IN"/>
+        </w:rPr>
+      </w:r>
+      <w:r>
+        <w:rPr>
+          <w:lang w:val="gu_IN" w:bidi="gu_IN"/>
+        </w:rPr>
+        <w:t xml:space="preserve">અહીં, </w:t>
+      </w:r>
+      <w:r>
+        <w:rPr>
+          <w:b/>
+          <w:lang w:val="gu_IN" w:bidi="gu_IN"/>
+        </w:rPr>
+        <w:t>પ્રિય</w:t>
+      </w:r>
+      <w:r>
+        <w:rPr>
+          <w:lang w:val="gu_IN" w:bidi="gu_IN"/>
+        </w:rPr>
+        <w:t xml:space="preserve"> શબ્દ હેતાળવચન તરીકે સાથી વિશ્વાસી ગાયસ માટે ઉપયોગમાં લેવાયો છે. તમારી ભાષામાં પ્રિય મિત્ર તરીકે શબ્દોનો ઉપયોગ કરો. a term here for a dear friend in your language.</w:t>
+      </w:r>
+      <w:r>
+        <w:rPr>
+          <w:lang w:val="gu_IN" w:bidi="gu_IN"/>
+        </w:rPr>
+      </w:r>
+      <w:r>
+        <w:rPr>
+          <w:lang w:val="gu_IN" w:bidi="gu_IN"/>
+        </w:rPr>
+      </w:r>
+    </w:p>
+    <w:p>
+      <w:pPr/>
+      <w:r>
+        <w:rPr>
+          <w:lang w:val="gu_IN" w:bidi="gu_IN"/>
+        </w:rPr>
+      </w:r>
+    </w:p>
+    <w:p>
+      <w:pPr>
+        <w:pStyle w:val="Heading2"/>
+      </w:pPr>
+      <w:r>
+        <w:rPr>
+          <w:lang w:val="gu_IN" w:bidi="gu_IN"/>
+        </w:rPr>
+        <w:t>Book3JN 1:5 (#3)</w:t>
+      </w:r>
+      <w:r>
+        <w:rPr>
+          <w:lang w:val="gu_IN" w:bidi="gu_IN"/>
+        </w:rPr>
+      </w:r>
+    </w:p>
+    <w:p>
+      <w:pPr/>
+      <w:r>
+        <w:rPr>
+          <w:lang w:val="gu_IN" w:bidi="gu_IN"/>
+        </w:rPr>
+      </w:r>
+      <w:r>
+        <w:rPr>
+          <w:b/>
+          <w:lang w:val="gu_IN" w:bidi="gu_IN"/>
+        </w:rPr>
+        <w:t>"તું વિશ્વસનીય &amp; કરે છે"</w:t>
+      </w:r>
+    </w:p>
+    <w:p>
+      <w:pPr/>
+      <w:r>
+        <w:rPr>
+          <w:lang w:val="gu_IN" w:bidi="gu_IN"/>
+        </w:rPr>
+      </w:r>
+      <w:r>
+        <w:rPr>
+          <w:lang w:val="gu_IN" w:bidi="gu_IN"/>
+        </w:rPr>
+        <w:t>“ઈશ્વરને જે માન્ય છે તે તું કરી રહ્યો છે" અથવા "તું ઈશ્વરને વફાદાર છે"</w:t>
+      </w:r>
+      <w:r>
+        <w:rPr>
+          <w:lang w:val="gu_IN" w:bidi="gu_IN"/>
+        </w:rPr>
+      </w:r>
+      <w:r>
+        <w:rPr>
+          <w:lang w:val="gu_IN" w:bidi="gu_IN"/>
+        </w:rPr>
+      </w:r>
+    </w:p>
+    <w:p>
+      <w:pPr/>
+      <w:r>
+        <w:rPr>
+          <w:lang w:val="gu_IN" w:bidi="gu_IN"/>
+        </w:rPr>
+      </w:r>
+    </w:p>
+    <w:p>
+      <w:pPr>
+        <w:pStyle w:val="Heading2"/>
+      </w:pPr>
+      <w:r>
+        <w:rPr>
+          <w:lang w:val="gu_IN" w:bidi="gu_IN"/>
+        </w:rPr>
+        <w:t>Book3JN 1:6 (#1)</w:t>
+      </w:r>
+      <w:r>
+        <w:rPr>
+          <w:lang w:val="gu_IN" w:bidi="gu_IN"/>
+        </w:rPr>
+      </w:r>
+    </w:p>
+    <w:p>
+      <w:pPr/>
+      <w:r>
+        <w:rPr>
+          <w:lang w:val="gu_IN" w:bidi="gu_IN"/>
+        </w:rPr>
+      </w:r>
+      <w:r>
+        <w:rPr>
+          <w:b/>
+          <w:lang w:val="gu_IN" w:bidi="gu_IN"/>
+        </w:rPr>
+        <w:t>"જેઓએ તારા પ્રેમની મંડળીની સમક્ષ સાક્ષી આપી છે"</w:t>
+      </w:r>
+    </w:p>
+    <w:p>
+      <w:pPr/>
+      <w:r>
+        <w:rPr>
+          <w:lang w:val="gu_IN" w:bidi="gu_IN"/>
+        </w:rPr>
+      </w:r>
+      <w:r>
+        <w:rPr>
+          <w:lang w:val="gu_IN" w:bidi="gu_IN"/>
+        </w:rPr>
+        <w:t>આ શબ્દો "અજાણ્યા વ્યક્તિઓ"નું વર્ણન કરે છે (કલમ ૫). "અજાણ્યા વ્યક્તિઓ/ભાઈઓએ મંડળીના વિશ્વાસીઓને જણાવ્યું કે તેં કઈ રીતે તેઓ પ્રત્યે પ્રેમ દર્શાવ્યો છે"</w:t>
+      </w:r>
+      <w:r>
+        <w:rPr>
+          <w:lang w:val="gu_IN" w:bidi="gu_IN"/>
+        </w:rPr>
+      </w:r>
+      <w:r>
+        <w:rPr>
+          <w:lang w:val="gu_IN" w:bidi="gu_IN"/>
+        </w:rPr>
+      </w:r>
+    </w:p>
+    <w:p>
+      <w:pPr/>
+      <w:r>
+        <w:rPr>
+          <w:lang w:val="gu_IN" w:bidi="gu_IN"/>
+        </w:rPr>
+      </w:r>
+    </w:p>
+    <w:p>
+      <w:pPr>
+        <w:pStyle w:val="Heading2"/>
+      </w:pPr>
+      <w:r>
+        <w:rPr>
+          <w:lang w:val="gu_IN" w:bidi="gu_IN"/>
+        </w:rPr>
+        <w:t>Book3JN 1:6 (#2)</w:t>
+      </w:r>
+      <w:r>
+        <w:rPr>
+          <w:lang w:val="gu_IN" w:bidi="gu_IN"/>
+        </w:rPr>
+      </w:r>
+    </w:p>
+    <w:p>
+      <w:pPr/>
+      <w:r>
+        <w:rPr>
+          <w:lang w:val="gu_IN" w:bidi="gu_IN"/>
+        </w:rPr>
+      </w:r>
+      <w:r>
+        <w:rPr>
+          <w:b/>
+          <w:lang w:val="gu_IN" w:bidi="gu_IN"/>
+        </w:rPr>
+        <w:t>"તું સારું કરીશ તેમના માર્ગે &amp; મોકલીને"</w:t>
+      </w:r>
+    </w:p>
+    <w:p>
+      <w:pPr/>
+      <w:r>
+        <w:rPr>
+          <w:lang w:val="gu_IN" w:bidi="gu_IN"/>
+        </w:rPr>
+      </w:r>
+      <w:r>
+        <w:rPr>
+          <w:lang w:val="gu_IN" w:bidi="gu_IN"/>
+        </w:rPr>
+        <w:t>સેવાર્થે મુસાફરી કરતા વિશ્વાસીઓને મદદ કરવાના તેના નિયમિત આચરણ માટે યોહાન ગાયસની પ્રસંશા કરે છે.</w:t>
+      </w:r>
+      <w:r>
+        <w:rPr>
+          <w:lang w:val="gu_IN" w:bidi="gu_IN"/>
+        </w:rPr>
+      </w:r>
+      <w:r>
+        <w:rPr>
+          <w:lang w:val="gu_IN" w:bidi="gu_IN"/>
+        </w:rPr>
+      </w:r>
+    </w:p>
+    <w:p>
+      <w:pPr/>
+      <w:r>
+        <w:rPr>
+          <w:lang w:val="gu_IN" w:bidi="gu_IN"/>
+        </w:rPr>
+      </w:r>
+    </w:p>
+    <w:p>
+      <w:pPr>
+        <w:pStyle w:val="Heading2"/>
+      </w:pPr>
+      <w:r>
+        <w:rPr>
+          <w:lang w:val="gu_IN" w:bidi="gu_IN"/>
+        </w:rPr>
         <w:t>Book3JN 1:7 (#1)</w:t>
       </w:r>
       <w:r>
@@ -2632,6 +2960,94 @@
         <w:rPr>
           <w:lang w:val="gu_IN" w:bidi="gu_IN"/>
         </w:rPr>
+        <w:t>Book3JN 1:11 (#1)</w:t>
+      </w:r>
+      <w:r>
+        <w:rPr>
+          <w:lang w:val="gu_IN" w:bidi="gu_IN"/>
+        </w:rPr>
+      </w:r>
+    </w:p>
+    <w:p>
+      <w:pPr/>
+      <w:r>
+        <w:rPr>
+          <w:lang w:val="gu_IN" w:bidi="gu_IN"/>
+        </w:rPr>
+      </w:r>
+      <w:r>
+        <w:rPr>
+          <w:b/>
+          <w:lang w:val="gu_IN" w:bidi="gu_IN"/>
+        </w:rPr>
+        <w:t>"પ્રિય"</w:t>
+      </w:r>
+    </w:p>
+    <w:p>
+      <w:pPr/>
+      <w:r>
+        <w:rPr>
+          <w:lang w:val="gu_IN" w:bidi="gu_IN"/>
+        </w:rPr>
+      </w:r>
+      <w:r>
+        <w:rPr>
+          <w:lang w:val="gu_IN" w:bidi="gu_IN"/>
+        </w:rPr>
+        <w:t xml:space="preserve">અહીં, </w:t>
+      </w:r>
+      <w:r>
+        <w:rPr>
+          <w:b/>
+          <w:lang w:val="gu_IN" w:bidi="gu_IN"/>
+        </w:rPr>
+        <w:t>પ્રિય/વહાલા</w:t>
+      </w:r>
+      <w:r>
+        <w:rPr>
+          <w:lang w:val="gu_IN" w:bidi="gu_IN"/>
+        </w:rPr>
+        <w:t xml:space="preserve"> તે ગાયસ, સાથી વિશ્વાસી માટે ઉપયોગમાં લેવાયેલ હેતાળવચન છે. જુઓ તમે તેનું ભાષાંતર </w:t>
+      </w:r>
+      <w:r>
+        <w:rPr>
+          <w:lang w:val="gu_IN" w:bidi="gu_IN"/>
+        </w:rPr>
+        <w:t>3 John 1:5</w:t>
+      </w:r>
+      <w:r>
+        <w:rPr>
+          <w:lang w:val="gu_IN" w:bidi="gu_IN"/>
+        </w:rPr>
+        <w:t xml:space="preserve"> માં કેવી રીતે કર્યું છે.</w:t>
+      </w:r>
+      <w:r>
+        <w:rPr>
+          <w:lang w:val="gu_IN" w:bidi="gu_IN"/>
+        </w:rPr>
+      </w:r>
+      <w:r>
+        <w:rPr>
+          <w:lang w:val="gu_IN" w:bidi="gu_IN"/>
+        </w:rPr>
+      </w:r>
+    </w:p>
+    <w:p>
+      <w:pPr/>
+      <w:r>
+        <w:rPr>
+          <w:lang w:val="gu_IN" w:bidi="gu_IN"/>
+        </w:rPr>
+      </w:r>
+    </w:p>
+    <w:p>
+      <w:pPr>
+        <w:pStyle w:val="Heading2"/>
+      </w:pPr>
+      <w:r>
+        <w:rPr>
+          <w:lang w:val="gu_IN" w:bidi="gu_IN"/>
+        </w:rPr>
         <w:t>Book3JN 1:11 (#4)</w:t>
       </w:r>
       <w:r>
@@ -3137,6 +3553,81 @@
           <w:lang w:val="gu_IN" w:bidi="gu_IN"/>
         </w:rPr>
         <w:t>વિશિષ્ટ અને સમાવેશક “અમે”</w:t>
+      </w:r>
+      <w:r>
+        <w:rPr>
+          <w:lang w:val="gu_IN" w:bidi="gu_IN"/>
+        </w:rPr>
+        <w:t>)</w:t>
+      </w:r>
+      <w:r>
+        <w:rPr>
+          <w:lang w:val="gu_IN" w:bidi="gu_IN"/>
+        </w:rPr>
+      </w:r>
+      <w:r>
+        <w:rPr>
+          <w:lang w:val="gu_IN" w:bidi="gu_IN"/>
+        </w:rPr>
+      </w:r>
+    </w:p>
+    <w:p>
+      <w:pPr/>
+      <w:r>
+        <w:rPr>
+          <w:lang w:val="gu_IN" w:bidi="gu_IN"/>
+        </w:rPr>
+      </w:r>
+    </w:p>
+    <w:p>
+      <w:pPr>
+        <w:pStyle w:val="Heading2"/>
+      </w:pPr>
+      <w:r>
+        <w:rPr>
+          <w:lang w:val="gu_IN" w:bidi="gu_IN"/>
+        </w:rPr>
+        <w:t>Book3JN 1:12 (#5)</w:t>
+      </w:r>
+      <w:r>
+        <w:rPr>
+          <w:lang w:val="gu_IN" w:bidi="gu_IN"/>
+        </w:rPr>
+      </w:r>
+    </w:p>
+    <w:p>
+      <w:pPr/>
+      <w:r>
+        <w:rPr>
+          <w:lang w:val="gu_IN" w:bidi="gu_IN"/>
+        </w:rPr>
+      </w:r>
+      <w:r>
+        <w:rPr>
+          <w:b/>
+          <w:lang w:val="gu_IN" w:bidi="gu_IN"/>
+        </w:rPr>
+        <w:t>"અને &amp; અમે પણ સાક્ષી આપીએ છે"</w:t>
+      </w:r>
+    </w:p>
+    <w:p>
+      <w:pPr/>
+      <w:r>
+        <w:rPr>
+          <w:lang w:val="gu_IN" w:bidi="gu_IN"/>
+        </w:rPr>
+      </w:r>
+      <w:r>
+        <w:rPr>
+          <w:lang w:val="gu_IN" w:bidi="gu_IN"/>
+        </w:rPr>
+        <w:t xml:space="preserve">યોહાન જેનું સમર્થન કરે છે તે સૂચિત/ગર્ભિત છે અને અહીં તેને સ્પષ્ટપણે દર્શાવી શકાય. વૈકલ્પિક ભાષાંતર: “અને અમે પણ દેમેત્રિયસ વિષે સારું કહીએ છીએ" યુ.એસ.ટી. પણ તપાસો. (See: </w:t>
+      </w:r>
+      <w:r>
+        <w:rPr>
+          <w:lang w:val="gu_IN" w:bidi="gu_IN"/>
+        </w:rPr>
+        <w:t>અનુમાનિત જ્ઞાન અને ગર્ભિત માહિતી</w:t>
       </w:r>
       <w:r>
         <w:rPr>
